--- a/tillsyn/A 35273-2025 tillsynsbegäran.docx
+++ b/tillsyn/A 35273-2025 tillsynsbegäran.docx
@@ -2010,7 +2010,7 @@
     <w:r>
       <w:tab/>
       <w:tab/>
-      <w:t>2026-09-14</w:t>
+      <w:t>2026-09-15</w:t>
       <w:br/>
       <w:br/>
     </w:r>

--- a/tillsyn/A 35273-2025 tillsynsbegäran.docx
+++ b/tillsyn/A 35273-2025 tillsynsbegäran.docx
@@ -2010,7 +2010,7 @@
     <w:r>
       <w:tab/>
       <w:tab/>
-      <w:t>2026-09-15</w:t>
+      <w:t>2026-09-16</w:t>
       <w:br/>
       <w:br/>
     </w:r>

--- a/tillsyn/A 35273-2025 tillsynsbegäran.docx
+++ b/tillsyn/A 35273-2025 tillsynsbegäran.docx
@@ -2010,7 +2010,7 @@
     <w:r>
       <w:tab/>
       <w:tab/>
-      <w:t>2026-09-16</w:t>
+      <w:t>2026-09-17</w:t>
       <w:br/>
       <w:br/>
     </w:r>

--- a/tillsyn/A 35273-2025 tillsynsbegäran.docx
+++ b/tillsyn/A 35273-2025 tillsynsbegäran.docx
@@ -2010,7 +2010,7 @@
     <w:r>
       <w:tab/>
       <w:tab/>
-      <w:t>2026-09-17</w:t>
+      <w:t>2026-09-18</w:t>
       <w:br/>
       <w:br/>
     </w:r>

--- a/tillsyn/A 35273-2025 tillsynsbegäran.docx
+++ b/tillsyn/A 35273-2025 tillsynsbegäran.docx
@@ -2010,7 +2010,7 @@
     <w:r>
       <w:tab/>
       <w:tab/>
-      <w:t>2026-09-18</w:t>
+      <w:t>2026-09-19</w:t>
       <w:br/>
       <w:br/>
     </w:r>

--- a/tillsyn/A 35273-2025 tillsynsbegäran.docx
+++ b/tillsyn/A 35273-2025 tillsynsbegäran.docx
@@ -2010,7 +2010,7 @@
     <w:r>
       <w:tab/>
       <w:tab/>
-      <w:t>2026-09-19</w:t>
+      <w:t>2026-09-21</w:t>
       <w:br/>
       <w:br/>
     </w:r>

--- a/tillsyn/A 35273-2025 tillsynsbegäran.docx
+++ b/tillsyn/A 35273-2025 tillsynsbegäran.docx
@@ -2010,7 +2010,7 @@
     <w:r>
       <w:tab/>
       <w:tab/>
-      <w:t>2026-09-21</w:t>
+      <w:t>2026-09-23</w:t>
       <w:br/>
       <w:br/>
     </w:r>

--- a/tillsyn/A 35273-2025 tillsynsbegäran.docx
+++ b/tillsyn/A 35273-2025 tillsynsbegäran.docx
@@ -2010,7 +2010,7 @@
     <w:r>
       <w:tab/>
       <w:tab/>
-      <w:t>2026-09-23</w:t>
+      <w:t>2026-09-24</w:t>
       <w:br/>
       <w:br/>
     </w:r>

--- a/tillsyn/A 35273-2025 tillsynsbegäran.docx
+++ b/tillsyn/A 35273-2025 tillsynsbegäran.docx
@@ -2010,7 +2010,7 @@
     <w:r>
       <w:tab/>
       <w:tab/>
-      <w:t>2026-09-24</w:t>
+      <w:t>2026-09-25</w:t>
       <w:br/>
       <w:br/>
     </w:r>

--- a/tillsyn/A 35273-2025 tillsynsbegäran.docx
+++ b/tillsyn/A 35273-2025 tillsynsbegäran.docx
@@ -2010,7 +2010,7 @@
     <w:r>
       <w:tab/>
       <w:tab/>
-      <w:t>2026-09-25</w:t>
+      <w:t>2026-09-26</w:t>
       <w:br/>
       <w:br/>
     </w:r>

--- a/tillsyn/A 35273-2025 tillsynsbegäran.docx
+++ b/tillsyn/A 35273-2025 tillsynsbegäran.docx
@@ -2010,7 +2010,7 @@
     <w:r>
       <w:tab/>
       <w:tab/>
-      <w:t>2026-09-26</w:t>
+      <w:t>2026-09-27</w:t>
       <w:br/>
       <w:br/>
     </w:r>

--- a/tillsyn/A 35273-2025 tillsynsbegäran.docx
+++ b/tillsyn/A 35273-2025 tillsynsbegäran.docx
@@ -2010,7 +2010,7 @@
     <w:r>
       <w:tab/>
       <w:tab/>
-      <w:t>2026-09-27</w:t>
+      <w:t>2026-09-28</w:t>
       <w:br/>
       <w:br/>
     </w:r>

--- a/tillsyn/A 35273-2025 tillsynsbegäran.docx
+++ b/tillsyn/A 35273-2025 tillsynsbegäran.docx
@@ -2010,7 +2010,7 @@
     <w:r>
       <w:tab/>
       <w:tab/>
-      <w:t>2026-09-28</w:t>
+      <w:t>2026-09-29</w:t>
       <w:br/>
       <w:br/>
     </w:r>

--- a/tillsyn/A 35273-2025 tillsynsbegäran.docx
+++ b/tillsyn/A 35273-2025 tillsynsbegäran.docx
@@ -2010,7 +2010,7 @@
     <w:r>
       <w:tab/>
       <w:tab/>
-      <w:t>2026-09-29</w:t>
+      <w:t>2026-09-30</w:t>
       <w:br/>
       <w:br/>
     </w:r>

--- a/tillsyn/A 35273-2025 tillsynsbegäran.docx
+++ b/tillsyn/A 35273-2025 tillsynsbegäran.docx
@@ -2010,7 +2010,7 @@
     <w:r>
       <w:tab/>
       <w:tab/>
-      <w:t>2026-09-30</w:t>
+      <w:t>2026-10-01</w:t>
       <w:br/>
       <w:br/>
     </w:r>

--- a/tillsyn/A 35273-2025 tillsynsbegäran.docx
+++ b/tillsyn/A 35273-2025 tillsynsbegäran.docx
@@ -2010,7 +2010,7 @@
     <w:r>
       <w:tab/>
       <w:tab/>
-      <w:t>2026-10-01</w:t>
+      <w:t>2026-10-02</w:t>
       <w:br/>
       <w:br/>
     </w:r>

--- a/tillsyn/A 35273-2025 tillsynsbegäran.docx
+++ b/tillsyn/A 35273-2025 tillsynsbegäran.docx
@@ -2010,7 +2010,7 @@
     <w:r>
       <w:tab/>
       <w:tab/>
-      <w:t>2026-10-02</w:t>
+      <w:t>2026-10-03</w:t>
       <w:br/>
       <w:br/>
     </w:r>

--- a/tillsyn/A 35273-2025 tillsynsbegäran.docx
+++ b/tillsyn/A 35273-2025 tillsynsbegäran.docx
@@ -2010,7 +2010,7 @@
     <w:r>
       <w:tab/>
       <w:tab/>
-      <w:t>2026-10-03</w:t>
+      <w:t>2026-10-04</w:t>
       <w:br/>
       <w:br/>
     </w:r>

--- a/tillsyn/A 35273-2025 tillsynsbegäran.docx
+++ b/tillsyn/A 35273-2025 tillsynsbegäran.docx
@@ -2010,7 +2010,7 @@
     <w:r>
       <w:tab/>
       <w:tab/>
-      <w:t>2026-10-04</w:t>
+      <w:t>2026-10-05</w:t>
       <w:br/>
       <w:br/>
     </w:r>

--- a/tillsyn/A 35273-2025 tillsynsbegäran.docx
+++ b/tillsyn/A 35273-2025 tillsynsbegäran.docx
@@ -2010,7 +2010,7 @@
     <w:r>
       <w:tab/>
       <w:tab/>
-      <w:t>2026-10-05</w:t>
+      <w:t>2026-10-06</w:t>
       <w:br/>
       <w:br/>
     </w:r>

--- a/tillsyn/A 35273-2025 tillsynsbegäran.docx
+++ b/tillsyn/A 35273-2025 tillsynsbegäran.docx
@@ -2010,7 +2010,7 @@
     <w:r>
       <w:tab/>
       <w:tab/>
-      <w:t>2026-10-06</w:t>
+      <w:t>2026-10-07</w:t>
       <w:br/>
       <w:br/>
     </w:r>

--- a/tillsyn/A 35273-2025 tillsynsbegäran.docx
+++ b/tillsyn/A 35273-2025 tillsynsbegäran.docx
@@ -2010,7 +2010,7 @@
     <w:r>
       <w:tab/>
       <w:tab/>
-      <w:t>2026-10-07</w:t>
+      <w:t>2026-10-08</w:t>
       <w:br/>
       <w:br/>
     </w:r>

--- a/tillsyn/A 35273-2025 tillsynsbegäran.docx
+++ b/tillsyn/A 35273-2025 tillsynsbegäran.docx
@@ -2010,7 +2010,7 @@
     <w:r>
       <w:tab/>
       <w:tab/>
-      <w:t>2026-10-08</w:t>
+      <w:t>2026-10-09</w:t>
       <w:br/>
       <w:br/>
     </w:r>

--- a/tillsyn/A 35273-2025 tillsynsbegäran.docx
+++ b/tillsyn/A 35273-2025 tillsynsbegäran.docx
@@ -2010,7 +2010,7 @@
     <w:r>
       <w:tab/>
       <w:tab/>
-      <w:t>2026-10-09</w:t>
+      <w:t>2026-10-10</w:t>
       <w:br/>
       <w:br/>
     </w:r>

--- a/tillsyn/A 35273-2025 tillsynsbegäran.docx
+++ b/tillsyn/A 35273-2025 tillsynsbegäran.docx
@@ -2010,7 +2010,7 @@
     <w:r>
       <w:tab/>
       <w:tab/>
-      <w:t>2026-10-10</w:t>
+      <w:t>2026-10-11</w:t>
       <w:br/>
       <w:br/>
     </w:r>

--- a/tillsyn/A 35273-2025 tillsynsbegäran.docx
+++ b/tillsyn/A 35273-2025 tillsynsbegäran.docx
@@ -2010,7 +2010,7 @@
     <w:r>
       <w:tab/>
       <w:tab/>
-      <w:t>2026-10-11</w:t>
+      <w:t>2026-10-12</w:t>
       <w:br/>
       <w:br/>
     </w:r>

--- a/tillsyn/A 35273-2025 tillsynsbegäran.docx
+++ b/tillsyn/A 35273-2025 tillsynsbegäran.docx
@@ -2010,7 +2010,7 @@
     <w:r>
       <w:tab/>
       <w:tab/>
-      <w:t>2026-10-12</w:t>
+      <w:t>2026-10-13</w:t>
       <w:br/>
       <w:br/>
     </w:r>

--- a/tillsyn/A 35273-2025 tillsynsbegäran.docx
+++ b/tillsyn/A 35273-2025 tillsynsbegäran.docx
@@ -2010,7 +2010,7 @@
     <w:r>
       <w:tab/>
       <w:tab/>
-      <w:t>2026-10-13</w:t>
+      <w:t>2026-10-14</w:t>
       <w:br/>
       <w:br/>
     </w:r>

--- a/tillsyn/A 35273-2025 tillsynsbegäran.docx
+++ b/tillsyn/A 35273-2025 tillsynsbegäran.docx
@@ -2010,7 +2010,7 @@
     <w:r>
       <w:tab/>
       <w:tab/>
-      <w:t>2026-10-14</w:t>
+      <w:t>2026-10-15</w:t>
       <w:br/>
       <w:br/>
     </w:r>

--- a/tillsyn/A 35273-2025 tillsynsbegäran.docx
+++ b/tillsyn/A 35273-2025 tillsynsbegäran.docx
@@ -2010,7 +2010,7 @@
     <w:r>
       <w:tab/>
       <w:tab/>
-      <w:t>2026-10-15</w:t>
+      <w:t>2026-10-16</w:t>
       <w:br/>
       <w:br/>
     </w:r>

--- a/tillsyn/A 35273-2025 tillsynsbegäran.docx
+++ b/tillsyn/A 35273-2025 tillsynsbegäran.docx
@@ -2010,7 +2010,7 @@
     <w:r>
       <w:tab/>
       <w:tab/>
-      <w:t>2026-10-16</w:t>
+      <w:t>2026-10-17</w:t>
       <w:br/>
       <w:br/>
     </w:r>

--- a/tillsyn/A 35273-2025 tillsynsbegäran.docx
+++ b/tillsyn/A 35273-2025 tillsynsbegäran.docx
@@ -2010,7 +2010,7 @@
     <w:r>
       <w:tab/>
       <w:tab/>
-      <w:t>2026-10-17</w:t>
+      <w:t>2026-10-18</w:t>
       <w:br/>
       <w:br/>
     </w:r>

--- a/tillsyn/A 35273-2025 tillsynsbegäran.docx
+++ b/tillsyn/A 35273-2025 tillsynsbegäran.docx
@@ -2010,7 +2010,7 @@
     <w:r>
       <w:tab/>
       <w:tab/>
-      <w:t>2026-10-18</w:t>
+      <w:t>2026-10-19</w:t>
       <w:br/>
       <w:br/>
     </w:r>

--- a/tillsyn/A 35273-2025 tillsynsbegäran.docx
+++ b/tillsyn/A 35273-2025 tillsynsbegäran.docx
@@ -2010,7 +2010,7 @@
     <w:r>
       <w:tab/>
       <w:tab/>
-      <w:t>2026-10-19</w:t>
+      <w:t>2026-10-20</w:t>
       <w:br/>
       <w:br/>
     </w:r>

--- a/tillsyn/A 35273-2025 tillsynsbegäran.docx
+++ b/tillsyn/A 35273-2025 tillsynsbegäran.docx
@@ -2010,7 +2010,7 @@
     <w:r>
       <w:tab/>
       <w:tab/>
-      <w:t>2026-10-20</w:t>
+      <w:t>2026-10-21</w:t>
       <w:br/>
       <w:br/>
     </w:r>

--- a/tillsyn/A 35273-2025 tillsynsbegäran.docx
+++ b/tillsyn/A 35273-2025 tillsynsbegäran.docx
@@ -2010,7 +2010,7 @@
     <w:r>
       <w:tab/>
       <w:tab/>
-      <w:t>2026-10-21</w:t>
+      <w:t>2026-10-22</w:t>
       <w:br/>
       <w:br/>
     </w:r>

--- a/tillsyn/A 35273-2025 tillsynsbegäran.docx
+++ b/tillsyn/A 35273-2025 tillsynsbegäran.docx
@@ -2010,7 +2010,7 @@
     <w:r>
       <w:tab/>
       <w:tab/>
-      <w:t>2026-10-22</w:t>
+      <w:t>2026-10-23</w:t>
       <w:br/>
       <w:br/>
     </w:r>

--- a/tillsyn/A 35273-2025 tillsynsbegäran.docx
+++ b/tillsyn/A 35273-2025 tillsynsbegäran.docx
@@ -2010,7 +2010,7 @@
     <w:r>
       <w:tab/>
       <w:tab/>
-      <w:t>2026-10-23</w:t>
+      <w:t>2026-10-24</w:t>
       <w:br/>
       <w:br/>
     </w:r>

--- a/tillsyn/A 35273-2025 tillsynsbegäran.docx
+++ b/tillsyn/A 35273-2025 tillsynsbegäran.docx
@@ -2010,7 +2010,7 @@
     <w:r>
       <w:tab/>
       <w:tab/>
-      <w:t>2026-10-24</w:t>
+      <w:t>2026-10-25</w:t>
       <w:br/>
       <w:br/>
     </w:r>

--- a/tillsyn/A 35273-2025 tillsynsbegäran.docx
+++ b/tillsyn/A 35273-2025 tillsynsbegäran.docx
@@ -2010,7 +2010,7 @@
     <w:r>
       <w:tab/>
       <w:tab/>
-      <w:t>2026-10-25</w:t>
+      <w:t>2026-10-26</w:t>
       <w:br/>
       <w:br/>
     </w:r>

--- a/tillsyn/A 35273-2025 tillsynsbegäran.docx
+++ b/tillsyn/A 35273-2025 tillsynsbegäran.docx
@@ -2010,7 +2010,7 @@
     <w:r>
       <w:tab/>
       <w:tab/>
-      <w:t>2026-10-26</w:t>
+      <w:t>2026-10-27</w:t>
       <w:br/>
       <w:br/>
     </w:r>

--- a/tillsyn/A 35273-2025 tillsynsbegäran.docx
+++ b/tillsyn/A 35273-2025 tillsynsbegäran.docx
@@ -2010,7 +2010,7 @@
     <w:r>
       <w:tab/>
       <w:tab/>
-      <w:t>2026-10-27</w:t>
+      <w:t>2026-10-28</w:t>
       <w:br/>
       <w:br/>
     </w:r>

--- a/tillsyn/A 35273-2025 tillsynsbegäran.docx
+++ b/tillsyn/A 35273-2025 tillsynsbegäran.docx
@@ -2010,7 +2010,7 @@
     <w:r>
       <w:tab/>
       <w:tab/>
-      <w:t>2026-10-28</w:t>
+      <w:t>2026-10-29</w:t>
       <w:br/>
       <w:br/>
     </w:r>

--- a/tillsyn/A 35273-2025 tillsynsbegäran.docx
+++ b/tillsyn/A 35273-2025 tillsynsbegäran.docx
@@ -65,7 +65,7 @@
     </w:p>
     <w:p>
       <w:r>
-        <w:t>I och inom 18 meter från avverkningsanmälan finns fynd av 28 naturvårdsarter, varav 11 är rödlistade, 9 är fridlysta, 21 är typiska (T) och 10 är signalarter (S): knärot (VU, T, §8), dropptaggsvamp (NT, T), dvärgbägarlav (NT, T), hornvaxskinn (NT), mindre hackspett (NT, T, §4), reliktbock (NT, T), skuggblåslav (NT, T), tallticka (NT, T), talltita (NT, §4), ullticka (NT, T), vedskivlav (NT, T), blodticka (S, T), blompraktbagge (S), blåmossa (S, T), grovticka (S, T), grönpyrola (S, T), klippfrullania (S, T), lömsk flugsvamp (S), mindre märgborre (S, T), rävticka (S, T), trädporella (S, T), blåsippa (T, §9), kötticka (T), spillkråka (T, §4), tjäder (T, §4), fiskgjuse (§4), gröngöling (§4) och huggorm (§6). Se Figur 1.</w:t>
+        <w:t>I och inom 18 meter från avverkningsanmälan finns fynd av 28 naturvårdsarter, varav 11 är rödlistade, 9 är fridlysta, 21 är typiska (T) och 10 är signalarter (S): knärot (VU, T, §8), dropptaggsvamp (NT, T), dvärgbägarlav (NT, T), hornvaxskinn (NT), mindre hackspett (NT, T, §4), reliktbock (NT, T), skuggblåslav (NT, T), tallticka (NT, T), talltita (NT, §4), ullticka (NT, T), vedskivlav (NT, T), blodticka (S, T), blompraktbagge (S), blåmossa (S, T), grovticka (S, T), grönpyrola (S, T), klippfrullania (S, T), lömsk flugsvamp (S), mindre märgborre (S, T), rävticka (S, T), trädporella (S, T), blåsippa (T, §9), kötticka (aggregat) (T), spillkråka (T, §4), tjäder (T, §4), fiskgjuse (§4), gröngöling (§4) och huggorm (§6). Se Figur 1.</w:t>
       </w:r>
     </w:p>
     <w:p>
@@ -679,26 +679,6 @@
         <w:rPr>
           <w:b/>
         </w:rPr>
-        <w:t>Kötticka (NT)</w:t>
-      </w:r>
-      <w:r>
-        <w:t xml:space="preserve"> är granens kötticka och har klassificerats som ”gammelskogsindikator”, då den förekommer med ett tydligt optimum i äldre barrskogar, främst fuktiga granskogar. Den har högst signalvärde söder om den naturliga norrlandsgränsen </w:t>
-      </w:r>
-      <w:r>
-        <w:rPr>
-          <w:i/>
-        </w:rPr>
-        <w:t>limes norrlandicus</w:t>
-      </w:r>
-      <w:r>
-        <w:t>, men signalerar vanligtvis höga naturvärden även i Norrland. Arten är knuten till miljöer med konstant luftfuktighet och känslig för uttorkning som en avverkning kan medföra. Den totala populationen bedöms därför ha minskat under de senaste 30 åren och fortsätter att minska i takt med att grankontinuitetsskogar (skogar som inte kalavverkats) minskar i areal, samtidigt som att lämpliga miljöer inte återskapas i samma takt (SLU Artdatabanken, 2024; Nitare &amp; Skogsstyrelsen, 2019).</w:t>
-      </w:r>
-    </w:p>
-    <w:p>
-      <w:r>
-        <w:rPr>
-          <w:b/>
-        </w:rPr>
         <w:t>Spillkråka (§4)</w:t>
       </w:r>
       <w:r>
@@ -800,7 +780,7 @@
     </w:p>
     <w:p>
       <w:r>
-        <w:t>Följande typiska arter har sina livsmiljöer och växtplatser i den avverkningsanmälda skogen: knärot (VU, T, §8), dropptaggsvamp (NT, T), dvärgbägarlav (NT, T), mindre hackspett (NT, T, §4), reliktbock (NT, T), skuggblåslav (NT, T), tallticka (NT, T), ullticka (NT, T), vedskivlav (NT, T), blodticka (S, T), blåmossa (S, T), grovticka (S, T), grönpyrola (S, T), klippfrullania (S, T), mindre märgborre (S, T), rävticka (S, T), trädporella (S, T), blåsippa (T, §9), kötticka (T), spillkråka (T, §4) och tjäder (T, §4).</w:t>
+        <w:t>Följande typiska arter har sina livsmiljöer och växtplatser i den avverkningsanmälda skogen: knärot (VU, T, §8), dropptaggsvamp (NT, T), dvärgbägarlav (NT, T), mindre hackspett (NT, T, §4), reliktbock (NT, T), skuggblåslav (NT, T), tallticka (NT, T), ullticka (NT, T), vedskivlav (NT, T), blodticka (S, T), blåmossa (S, T), grovticka (S, T), grönpyrola (S, T), klippfrullania (S, T), mindre märgborre (S, T), rävticka (S, T), trädporella (S, T), blåsippa (T, §9), kötticka (aggregat) (T), spillkråka (T, §4) och tjäder (T, §4).</w:t>
       </w:r>
     </w:p>
     <w:p>
@@ -2010,7 +1990,7 @@
     <w:r>
       <w:tab/>
       <w:tab/>
-      <w:t>2026-10-29</w:t>
+      <w:t>2026-10-31</w:t>
       <w:br/>
       <w:br/>
     </w:r>
